--- a/public/IPH Work Authorization Form.docx
+++ b/public/IPH Work Authorization Form.docx
@@ -808,7 +808,7 @@
             <w:pPr>
               <w:jc w:val="center"/>
               <w:rPr>
-                <w:rFonts w:ascii="Montserrat" w:eastAsia="Montserrat" w:hAnsi="Montserrat" w:cs="Readex Pro Light" w:hint="cs"/>
+                <w:rFonts w:ascii="Montserrat" w:eastAsia="Montserrat" w:hAnsi="Montserrat" w:cs="Readex Pro Light"/>
                 <w:sz w:val="18"/>
                 <w:szCs w:val="18"/>
                 <w:lang w:bidi="ar-LY"/>
@@ -2474,8 +2474,9 @@
                 <w:bCs/>
                 <w:sz w:val="16"/>
                 <w:szCs w:val="16"/>
-              </w:rPr>
-              <w:t>Head of Attendance and Payroll Unit</w:t>
+                <w:lang w:val="en-US"/>
+              </w:rPr>
+              <w:t>Head of Personal Relations Department</w:t>
             </w:r>
           </w:p>
         </w:tc>
@@ -2530,7 +2531,18 @@
                 <w:szCs w:val="16"/>
                 <w:rtl/>
               </w:rPr>
-              <w:t>رئيس قسم الحضور والرواتب</w:t>
+              <w:t xml:space="preserve">رئيس قسم </w:t>
+            </w:r>
+            <w:r>
+              <w:rPr>
+                <w:rFonts w:ascii="Montserrat" w:eastAsia="Noto Kufi Arabic" w:hAnsi="Montserrat" w:cs="Readex Pro Light" w:hint="cs"/>
+                <w:b/>
+                <w:bCs/>
+                <w:sz w:val="16"/>
+                <w:szCs w:val="16"/>
+                <w:rtl/>
+              </w:rPr>
+              <w:t xml:space="preserve">شؤون الموظفين </w:t>
             </w:r>
           </w:p>
         </w:tc>
@@ -2766,7 +2778,6 @@
                 <w:szCs w:val="16"/>
               </w:rPr>
             </w:pPr>
-            <w:proofErr w:type="gramStart"/>
             <w:r>
               <w:rPr>
                 <w:rFonts w:ascii="Montserrat" w:eastAsia="Noto Kufi Arabic" w:hAnsi="Montserrat" w:cs="Readex Pro Light"/>
@@ -2786,19 +2797,7 @@
                 <w:szCs w:val="16"/>
                 <w:rtl/>
               </w:rPr>
-              <w:t>التاريخ</w:t>
-            </w:r>
-            <w:proofErr w:type="gramEnd"/>
-            <w:r>
-              <w:rPr>
-                <w:rFonts w:ascii="Montserrat" w:eastAsia="Noto Kufi Arabic" w:hAnsi="Montserrat" w:cs="Readex Pro Light"/>
-                <w:b/>
-                <w:bCs/>
-                <w:sz w:val="16"/>
-                <w:szCs w:val="16"/>
-                <w:rtl/>
-              </w:rPr>
-              <w:t xml:space="preserve"> و التوقيع</w:t>
+              <w:t>التاريخ و التوقيع</w:t>
             </w:r>
           </w:p>
         </w:tc>
@@ -2868,7 +2867,6 @@
                 <w:szCs w:val="10"/>
               </w:rPr>
             </w:pPr>
-            <w:proofErr w:type="gramStart"/>
             <w:r>
               <w:rPr>
                 <w:rFonts w:ascii="Montserrat" w:eastAsia="Noto Kufi Arabic" w:hAnsi="Montserrat" w:cs="Readex Pro Light"/>
@@ -2876,17 +2874,7 @@
                 <w:szCs w:val="10"/>
                 <w:rtl/>
               </w:rPr>
-              <w:t>الأصل :</w:t>
-            </w:r>
-            <w:proofErr w:type="gramEnd"/>
-            <w:r>
-              <w:rPr>
-                <w:rFonts w:ascii="Montserrat" w:eastAsia="Noto Kufi Arabic" w:hAnsi="Montserrat" w:cs="Readex Pro Light"/>
-                <w:sz w:val="10"/>
-                <w:szCs w:val="10"/>
-                <w:rtl/>
-              </w:rPr>
-              <w:t xml:space="preserve"> وحدة الحضور والرواتب </w:t>
+              <w:t xml:space="preserve">الأصل : وحدة الحضور والرواتب </w:t>
             </w:r>
           </w:p>
         </w:tc>
@@ -2956,8 +2944,8 @@
       </w:pPr>
     </w:p>
     <w:sectPr>
-      <w:headerReference w:type="default" r:id="rId7"/>
-      <w:footerReference w:type="default" r:id="rId8"/>
+      <w:headerReference w:type="default" r:id="rId8"/>
+      <w:footerReference w:type="default" r:id="rId9"/>
       <w:pgSz w:w="11906" w:h="16838"/>
       <w:pgMar w:top="1440" w:right="1440" w:bottom="1440" w:left="1440" w:header="1417" w:footer="720" w:gutter="0"/>
       <w:pgNumType w:start="1"/>
@@ -3783,7 +3771,6 @@
   <w:style w:type="character" w:default="1" w:styleId="DefaultParagraphFont">
     <w:name w:val="Default Paragraph Font"/>
     <w:uiPriority w:val="1"/>
-    <w:semiHidden/>
     <w:unhideWhenUsed/>
   </w:style>
   <w:style w:type="table" w:default="1" w:styleId="TableNormal">
@@ -4233,6 +4220,10 @@
 </go:gDocsCustomXmlDataStorage>
 </file>
 
+<file path=customXml/item2.xml><?xml version="1.0" encoding="utf-8"?>
+<b:Sources xmlns:b="http://schemas.openxmlformats.org/officeDocument/2006/bibliography" xmlns="http://schemas.openxmlformats.org/officeDocument/2006/bibliography" SelectedStyle="\APASixthEditionOfficeOnline.xsl" StyleName="APA" Version="6"/>
+</file>
+
 <file path=customXml/itemProps1.xml><?xml version="1.0" encoding="utf-8"?>
 <ds:datastoreItem xmlns:ds="http://schemas.openxmlformats.org/officeDocument/2006/customXml" ds:itemID="{11111111-1234-1234-1234-123412341234}">
   <ds:schemaRefs>
@@ -4240,4 +4231,12 @@
     <ds:schemaRef ds:uri="http://schemas.openxmlformats.org/officeDocument/2006/relationships"/>
   </ds:schemaRefs>
 </ds:datastoreItem>
+</file>
+
+<file path=customXml/itemProps2.xml><?xml version="1.0" encoding="utf-8"?>
+<ds:datastoreItem xmlns:ds="http://schemas.openxmlformats.org/officeDocument/2006/customXml" ds:itemID="{F30D40B5-7FEC-4837-99BD-3F96415BE8AB}">
+  <ds:schemaRefs>
+    <ds:schemaRef ds:uri="http://schemas.openxmlformats.org/officeDocument/2006/bibliography"/>
+  </ds:schemaRefs>
+</ds:datastoreItem>
 </file>